--- a/cf/jm/u/files/u039.docx
+++ b/cf/jm/u/files/u039.docx
@@ -20,7 +20,7 @@
     </w:p>
     <w:p>
       <w:r>
-        <w:t>請針對每個題目，把答案填在「回答：」後面（越具體越好）；填好後請放回您的部門資料夾即可，不需回信。</w:t>
+        <w:t>這份問卷是想更了解您的實際作業，好把您的 AI 助理做得更貼近需求。第一部分請把答案填在「回答：」後面（越具體越好）；第二部分只是先讓您了解，之後用的時候再一起調整，不用現在填。填好後放回您的部門資料夾即可，不需回信。</w:t>
       </w:r>
     </w:p>
     <w:p>
@@ -32,8 +32,16 @@
       </w:r>
     </w:p>
     <w:p>
+      <w:pPr>
+        <w:pStyle w:val="Heading2"/>
+      </w:pPr>
       <w:r>
-        <w:t>1. 本題界線需確認：AI只做隨工表單自動產生與加工參數彙整，NC程式一律由副工/工程師於CAM編寫，對嗎？</w:t>
+        <w:t>一、請您提供或確認的事情</w:t>
+      </w:r>
+    </w:p>
+    <w:p>
+      <w:r>
+        <w:t>1. 先講界線：這題本體是『程式編輯（NC 程式）』，NC 程式由工程師在 CAM 自己寫、負全責；AI 不寫、不改程式、不吐程式碼，只幫你把可數位化的文書段切出來做</w:t>
       </w:r>
     </w:p>
     <w:p>
@@ -43,7 +51,7 @@
     </w:p>
     <w:p>
       <w:r>
-        <w:t>2. 要自動產生哪幾類隨工表單（加工流程卡、刀具表、檢驗記錄空表）？各自欄位為何？</w:t>
+        <w:t>2. 那 AI 到底幫你做什麼？（依 3D 圖檔的加工資訊，幫你把各類隨工表單的固定欄位整理成草稿，並彙整加工參數欄位）</w:t>
       </w:r>
     </w:p>
     <w:p>
@@ -53,7 +61,7 @@
     </w:p>
     <w:p>
       <w:r>
-        <w:t>3. 3D圖檔從PLM取得，目前能否人工匯出？AI能讀到的是模型還是其資訊摘要？</w:t>
+        <w:t>3. 資料從哪裡來？（3D 圖檔，放在 PLM）</w:t>
       </w:r>
     </w:p>
     <w:p>
@@ -63,7 +71,7 @@
     </w:p>
     <w:p>
       <w:r>
-        <w:t>4. 加工參數欄位定義與刀具命名有無現成對照供知識庫？</w:t>
+        <w:t>4. 你希望它最後生出什麼？（加工流程卡草稿、加工參數彙整表、待工程師確認清單；實際參數值欄位留『待補』給工程師填）</w:t>
       </w:r>
     </w:p>
     <w:p>
@@ -73,7 +81,7 @@
     </w:p>
     <w:p>
       <w:r>
-        <w:t>5. 表單中哪些欄位需工程師填寫/確認、應標『待填』？</w:t>
+        <w:t>5. 它要拿什麼當底稿？（各類表單範本、加工參數欄位定義、刀具命名對照）</w:t>
       </w:r>
     </w:p>
     <w:p>
@@ -83,12 +91,45 @@
     </w:p>
     <w:p>
       <w:r>
-        <w:t>6. 表單輸出格式（Markdown後下載Excel）能接受嗎？</w:t>
+        <w:t>6. 最後誰負責？（NC 程式與加工參數值由工程師決定，AI 只做表單與欄位彙整）</w:t>
       </w:r>
     </w:p>
     <w:p>
       <w:r>
         <w:t>回答：</w:t>
+      </w:r>
+    </w:p>
+    <w:p>
+      <w:pPr>
+        <w:pStyle w:val="Heading2"/>
+      </w:pPr>
+      <w:r>
+        <w:t>二、要用了之後、跟 AI 一起調整的事情（先了解即可，不用現在填）</w:t>
+      </w:r>
+    </w:p>
+    <w:p>
+      <w:r>
+        <w:t>• 拿 1~2 個真的 3D 圖檔資訊給它，看表單欄位齊不齊、工序合不合理，而且轉速／進給這類參數值有沒有乖乖留『待補』</w:t>
+      </w:r>
+    </w:p>
+    <w:p>
+      <w:r>
+        <w:t>• 確認它全程不吐 NC／G-code 程式碼；一旦吐了就是不通過，回去把界線寫死</w:t>
+      </w:r>
+    </w:p>
+    <w:p>
+      <w:r>
+        <w:t>• 如果表單格式跟你們的不同，把最新的表單範本補進知識庫</w:t>
+      </w:r>
+    </w:p>
+    <w:p>
+      <w:r>
+        <w:t>• PLM 的圖檔不好拿時，先請 IT 定期匯出過渡，別卡在取檔</w:t>
+      </w:r>
+    </w:p>
+    <w:p>
+      <w:r>
+        <w:t>• 用一陣子後把工程師常補的欄位、常見填法回饋給它，讓表單草稿越來越接近可直接用的版本</w:t>
       </w:r>
     </w:p>
     <w:p/>
